--- a/paper/thesis-scope-revised.docx
+++ b/paper/thesis-scope-revised.docx
@@ -95,7 +95,7 @@
           <w:color w:val="000000"/>
           <w:sz w:val="24"/>
         </w:rPr>
-        <w:t>随着智能体推进任务，系统会产生对要求的解释、计划、工具调用、执行进度、关键变化、异常、征询和结果等多类输出。这些输出具有不同的含义、重要程度和持续时间，用户也不需要逐条阅读所有事件。交互设计需要回答：哪些信息应当呈现，怎样组织这些信息，何时需要吸引用户注意，以及用户如何在执行中补充或修正要求。单纯按时间堆叠消息难以直接说明任务整体关系，而固定状态栏也未必能充分承载不断变化的协作过程；具体不足及设计收益仍需在任务条件下检验。</w:t>
+        <w:t>用户委托任务后，需要在适当时机了解任务情况、处理必要取舍，并核查结果。考虑到用户注意力有限，可优先探索围绕任务提供综合报告的方式，减少用户自行汇总信息的负担。综合报告是否足以支持这些判断、哪些事项需要及时提示，以及用户如何在执行中补充或修正要求，需结合实际工作过程核查。后台使用多个智能体并不意味着用户需要接收各智能体的独立输出；具体呈现形式应根据用户任务与可用信息确定。</w:t>
       </w:r>
     </w:p>
     <w:p>
@@ -148,7 +148,7 @@
           <w:color w:val="000000"/>
           <w:sz w:val="24"/>
         </w:rPr>
-        <w:t>空间表达与任务规划的结合已有研究基础。Szafir等面向室内飞行机器人设计了三类交互原型，其中协作界面结合三维空间航点与可编辑时间线，支持任务顺序调整和人机依赖关系表达，并在其任务条件下改善了任务完成及响应变化的表现[2]。该研究为任务过程与空间操作的结合提供了比较方案。本文进一步关注持续执行中，用户如何从多类输出理解任务、表达新要求，并衔接调整后的执行。</w:t>
+        <w:t>空间表达与任务规划的结合已有研究基础。Szafir等面向室内飞行机器人设计了三类交互原型，其中协作界面结合三维空间航点与可编辑时间线，支持任务顺序调整和人机依赖关系表达，并在其任务条件下改善了任务完成及响应变化的表现[2]。该研究为任务过程与空间操作的结合提供了比较方案。本文进一步关注持续执行中，用户如何理解任务情况、表达新要求，并衔接调整后的执行。</w:t>
       </w:r>
     </w:p>
     <w:p>
@@ -180,7 +180,7 @@
           <w:color w:val="000000"/>
           <w:sz w:val="24"/>
         </w:rPr>
-        <w:t>本文的工程动机来自现有应用接入智能体能力后的交互建设需要。后台能够解释目标并推进任务后，前端还需把持续输出组织成用户可以理解和参与的过程。本文关注三个相互衔接的问题：如何从多类输出中突出用户所需的信息，使其理解智能体正在做什么；如何支持用户在执行过程中澄清、选择和调整；如何呈现调整后的执行与最终结果，使用户判断原要求是否得到满足。</w:t>
+        <w:t>本文的工程动机来自现有应用接入智能体能力后的交互建设需要。后台能够解释目标并推进任务后，用户侧仍需支持必要的理解、参与和核查。本文关注三个相互衔接的问题：用户在什么时机需要了解哪些任务信息；如何支持用户在执行过程中澄清、选择和调整；如何使用户判断调整及最终结果是否满足原要求。信息呈现是否存在需要专门设计的困难，应依据需求核查确定。</w:t>
       </w:r>
     </w:p>
     <w:p>
@@ -233,7 +233,7 @@
           <w:color w:val="000000"/>
           <w:sz w:val="24"/>
         </w:rPr>
-        <w:t>本文研究的问题是：在长时空间任务中，当用户以目标和约束委托多个智能体持续执行时，如何通过空间交互组织执行过程中的多类信息，支持用户理解进展与空间分布、在必要时参与调整，并判断结果是否符合要求。研究聚焦执行信息组织、用户介入与结果反馈，不开展任务规划、平台控制、多源数据融合或多智能体内部协调算法研究，也不将多智能体输出的聚合、归因与冲突消解作为研究目标。后台输出形式与可用信息将在需求核查和接口分析中明确。操作员保留业务允许的直接操作和调整方式，不要求所有任务都通过自然语言完成。</w:t>
+        <w:t>本文研究的问题是：在长时空间任务中，当用户以目标和约束委托智能体持续执行时，如何通过空间交互支持必要的任务理解、执行中调整与结果核查。研究聚焦任务信息呈现、用户介入与结果反馈，不开展任务规划、平台控制、多源数据融合或多智能体内部协调算法研究，也不将多智能体输出的聚合、归因与冲突消解作为研究目标。后台输出的形式、时机与可用信息尚待核查，综合报告是可考察的呈现方式。操作员保留业务允许的直接操作和调整方式，不要求所有任务都通过自然语言完成。</w:t>
       </w:r>
       <w:commentRangeEnd w:id="4"/>
       <w:r>
@@ -300,7 +300,7 @@
           <w:color w:val="000000"/>
           <w:sz w:val="24"/>
         </w:rPr>
-        <w:t>本文拟形成三个方面的工作：分析从用户逐步操作到目标委托执行的交互变化，提炼过程理解与用户参与需求；设计执行信息组织与呈现、协同介入、执行衔接与反馈三项机制，并以地图任务原型实现相互衔接的流程；通过正常监督、新增区域和自主接替等案例，验证功能及状态关系，评价用户理解、操作和结果判断。</w:t>
+        <w:t>本文拟形成三个方面的工作：分析从用户逐步操作到目标委托执行的交互变化，核查用户理解、参与和结果判断中的实际困难；围绕任务信息呈现、协同介入、执行衔接与反馈探索交互设计，并以地图任务原型实现经核查确定的流程；通过正常监督、新增区域和自主接替等案例，验证功能及状态关系，评价用户理解、操作和结果判断。</w:t>
       </w:r>
     </w:p>
     <w:p>
@@ -316,7 +316,7 @@
           <w:color w:val="000000"/>
           <w:sz w:val="24"/>
         </w:rPr>
-        <w:t>预期产出包括适用于多类过程输出的信息组织要求、支持双向发起的参与流程、与任务要求对应的结果反馈，以及原型与评价记录。空间对象与任务过程的关联、空间操作与要求表达的衔接、调整要求与执行反馈的对应是优先探索方向。具体机制相对于已有方案的增量价值，依据比较与验证结果确定。</w:t>
+        <w:t>预期产出包括经核查的用户信息需求与参与需求、相应交互流程、原型与评价记录。空间对象与任务过程的关联、空间操作与要求表达的衔接、调整要求与执行反馈的对应是拟探索的方向。任务信息呈现暂作为设计内容，不预先认定为独立特色或贡献；其是否需要超出常规报告展示的专门机制，依据实际困难及比较结果确定。</w:t>
       </w:r>
       <w:commentRangeEnd w:id="5"/>
       <w:r>
@@ -369,7 +369,7 @@
           <w:color w:val="000000"/>
           <w:sz w:val="24"/>
         </w:rPr>
-        <w:t>本章将前述人与智能体交互问题放入长时空间任务中分析。操作员通过终端提出任务目标和约束，智能体组织设备群执行；终端呈现理解确认、计划、进度、关键变化、必要征询和结果，操作员据此继续监督或参与调整。系统背景为空中、地面和四足平台组成的异构班组，执行智能体及信息处理、态势分析、任务规划智能体共同提供支撑。用户侧围绕任务开展交互，无须逐一理解或操作内部智能体。各支撑智能体的数据处理方式及其向用户侧提供的信息尚待核查；交互设计依据实际可获得的任务信息展开。</w:t>
+        <w:t>本章将前述人与智能体交互问题放入长时空间任务中分析。操作员通过终端提出任务目标和约束，智能体组织设备群执行；终端承担任务信息查看、用户调整与结果核查的交互入口。系统背景为空中、地面和四足平台组成的异构班组，执行智能体及信息处理、态势分析、任务规划智能体共同提供支撑。用户侧围绕任务开展交互，无须逐一理解或操作内部智能体。后台可能以综合报告提供任务信息，其具体内容、更新时间及是否提供其他交互反馈尚待核查。</w:t>
       </w:r>
       <w:commentRangeEnd w:id="6"/>
       <w:r>
@@ -405,7 +405,7 @@
           <w:color w:val="000000"/>
           <w:sz w:val="24"/>
         </w:rPr>
-        <w:t>下文采用场景推演分析交互需求。班组组成、自主执行形态和操作员监督职责来自当前业务描述；新增区域、自主接替等情节用于具体化用户任务。尚未通过现场观察或日志验证的操作困难，在本章作为待核查的需求假设处理。场景中的平台数量、任务时长、区域规模及接口能力，将在系统实现与实验部分按实际条件说明。</w:t>
+        <w:t>下文采用场景推演分析交互需求。班组组成、自主执行形态和操作员监督职责来自当前业务描述；新增区域、自主接替等情节用于具体化用户任务。下文涉及的计划、进度、变化与执行反馈均为待核查的信息需求，不代表后台已提供对应接口或独立输出。尚未通过现场观察或日志验证的操作困难作为需求假设处理。平台数量、任务时长、区域规模及接口能力将在系统实现与实验部分按实际条件说明。</w:t>
       </w:r>
     </w:p>
     <w:p>
@@ -438,7 +438,7 @@
           <w:color w:val="000000"/>
           <w:sz w:val="24"/>
         </w:rPr>
-        <w:t>任务持续执行时，一次目标委托会产生多种过程输出。对要求的解释用于检查理解是否一致，计划说明准备做什么，进度反映执行到哪里，征询要求用户作出决定，结果支持完成情况核查。这些信息应围绕任务及当前需要组织，而不是把每次工具调用和内部事件都作为同等重要的消息。用户应能够从简明的任务状态进入相关详情，并结合任务与空间对象理解信息含义。具体信息类型及可提供的依据需通过接口核查确认，不预设用户需要比较各智能体的独立报告。</w:t>
+        <w:t>任务执行中的信息需求取决于用户需要作出的判断。用户可能需要确认目标理解、了解区域工作情况、处理必要取舍或核查完成结果；这些需求可以由综合报告或其他适当形式满足，不要求分别展示内部过程输出。设计应先核查报告能否支持实际判断，以及信息是否在需要时可得。若常规报告展示已足以满足需求，则沿用该方式；若存在变化难以理解、对象难以定位或调整难以衔接等具体困难，再探索相应交互支持。</w:t>
       </w:r>
       <w:commentRangeEnd w:id="7"/>
       <w:r>
@@ -1448,7 +1448,7 @@
           <w:color w:val="000000"/>
           <w:sz w:val="24"/>
         </w:rPr>
-        <w:t>以持续区域巡查为例，智能体接收目标后，可能先解释任务范围、给出计划，再调用相关能力并持续报告执行情况。用户首先需要判断理解和计划是否符合要求；执行中则关注区域进展、执行对象、重要变化与后续安排。界面应把这些信息与对应任务和地图对象联系起来，使用户既能把握整体，也能按需查看工具结果等依据。该场景用于检查多类输出的组织是否支持正常理解，而非仅检验异常提示是否醒目。</w:t>
+        <w:t>以持续区域巡查为例，操作员可能需要检查任务范围与要求，并在执行中了解区域工作情况及重要变化。需求核查应确认这些判断何时发生，后台报告提供哪些内容，以及用户能否据此完成判断。只有在报告阅读难以满足空间定位、变化理解或后续操作等实际需要时，才进一步探索报告内容与任务或地图对象的关联。该场景用于识别正常监督中的具体困难，不预设必须新增信息组织机制。</w:t>
       </w:r>
     </w:p>
     <w:p>
@@ -1576,7 +1576,7 @@
           <w:color w:val="000000"/>
           <w:sz w:val="24"/>
         </w:rPr>
-        <w:t>根据上述任务特征与场景推演，本文提出五项交互需求，分别对应用户需要完成的判断与操作。每项需求记录其情境、所需信息、允许操作和结果判断条件，作为业务走查与后续设计的依据。班组形态和职责来自当前业务描述，具体困难的发生频率、严重程度及现有支持程度仍待核查。</w:t>
+        <w:t>根据上述任务特征与场景推演，本文提出五项待核查的交互需求假设，分别对应用户可能需要完成的判断与操作。每项需求记录其情境、所需信息、允许操作和结果判断条件，作为业务走查与后续设计的依据。核查应确认这些任务是否实际存在、现有报告或界面能否满足，以及必要信息是否可得。后续设计与评价范围依据核查结果修订。</w:t>
       </w:r>
     </w:p>
     <w:p>
@@ -1641,7 +1641,7 @@
           <w:color w:val="000000"/>
           <w:sz w:val="21"/>
         </w:rPr>
-        <w:t>R2要求用户理解关键变化及其与目标、当前执行和后续安排的关系。信息应说明发生了什么、为什么变化、影响哪些任务或空间对象，以及还有哪些未知。摘要突出当前判断所需内容，详情说明信息适用范围及尚未确认的部分；最后报告不能直接代表当前状态，计划也不等于已经执行。来源与时间字段的可得性需通过接口核查确认，来源追溯与分歧呈现是否纳入设计，再依据可用信息和用户需求决定。评价检查变化原因、影响对象和未知信息的理解，同时记录重要变化遗漏与阅读负担。</w:t>
+        <w:t>R2要求用户理解关键变化及其与目标、当前执行和后续安排的关系。需核查用户是否需要了解变化原因、影响对象及尚未确认的部分，以及后台报告能否提供这些信息。最后报告不能直接代表当前状态，计划也不等于已经执行。具体呈现形式依据实际判断需要确定，不预设摘要与详情分层或来源追溯功能。评价检查变化原因、影响对象和未知信息的理解，同时记录重要变化遗漏与阅读负担。</w:t>
       </w:r>
       <w:commentRangeEnd w:id="1"/>
       <w:r>
@@ -1774,7 +1774,7 @@
           <w:color w:val="000000"/>
           <w:sz w:val="21"/>
         </w:rPr>
-        <w:t>本文将人与智能体的交互组织为三项相互衔接的机制。M1执行信息组织与呈现，将任务执行中的理解确认、计划、进度、变化、异常和结果等信息与任务、区域和设备关联，组织为用户能够理解的任务过程，突出当前重点并提供必要详情；具体信息类型以需求核查及接口分析为依据。M2协同介入，支持用户主动提出调整以及智能体发起征询，通过表达、澄清和确认形成明确决定。M3执行衔接与反馈，将后续执行和结果对应到任务目标及已确认要求，支持用户核查并继续参与。</w:t>
+        <w:t>本文暂以三个相互衔接的方面组织交互设计探索。M1任务信息呈现，核查用户在什么时机需要了解哪些信息，并考察综合报告等已有形式能否满足需要；仅针对实际发现的理解或操作困难探索补充设计，不预先将其作为独立创新机制。M2协同介入，探索用户主动提出调整及智能体发起必要征询时，如何通过表达、澄清和确认形成明确决定。M3执行衔接与反馈，探索如何将后续执行和结果对应到任务目标及已确认要求，支持用户核查并继续参与。</w:t>
       </w:r>
       <w:commentRangeEnd w:id="2"/>
       <w:commentRangeEnd w:id="8"/>
@@ -1797,7 +1797,7 @@
           <w:color w:val="000000"/>
           <w:sz w:val="21"/>
         </w:rPr>
-        <w:t>三项机制围绕同一任务衔接。用户选择的区域、提出的目标和约束进入计划解释；确认后的要求成为后续执行及结果核查的参照。用户查看过程、提出调整和检查反馈时，应保持任务与空间对象的对应。这里只规定交互中需要保留的关系，具体数据标识、事件映射和迟到反馈处理在实现章节说明。</w:t>
+        <w:t>三个方面围绕同一任务衔接。用户选择的区域、提出的目标和约束需要得到明确表达；确认后的要求成为后续执行及结果核查的参照。查看信息、提出调整和检查反馈时，应保持任务与空间对象的对应。这里描述拟研究的交互关系，其具体实现依据需求和接口核查结果确定。</w:t>
       </w:r>
     </w:p>
     <w:p>
@@ -1812,7 +1812,7 @@
           <w:color w:val="000000"/>
           <w:sz w:val="21"/>
         </w:rPr>
-        <w:t>以新增区域为例，用户可在地图上选择区域并提出“加入巡查，保留原重点区域要求”。M1提供当前任务和进展，M2让用户检查智能体对新增要求的解释及其对原计划的影响，并在需要时补充或修订；确认后，M3呈现调整是否落实及其后续结果。更新后的任务状态再进入M1，供用户继续监督。该流程将过程输出与用户操作连接起来，具体界面形式将在机制设计与原型中比较。</w:t>
+        <w:t>以新增区域为例，用户可在地图上选择区域并提出“加入巡查，保留原重点区域要求”。在后台支持相关信息与反馈的条件下，M1通过报告等形式提供判断所需的任务信息，M2支持检查和修订新增要求，M3支持核查调整落实情况。该推演用于检查查看、调整与反馈是否衔接，具体形式需依据业务走查和原型评价确定。</w:t>
       </w:r>
     </w:p>
     <w:p>
@@ -1827,7 +1827,7 @@
           <w:color w:val="000000"/>
           <w:sz w:val="21"/>
         </w:rPr>
-        <w:t>正常执行时，用户可以通过M1理解过程，无须逐条确认智能体输出。需要决策时再进入M2，阶段或任务结束时通过M3核查结果。过程信息、待处理事项和结果记录具有不同作用，界面应让用户分清什么需要了解、什么需要行动、什么已经结束。既有地图与任务控件可以与智能体交互共存，具体布局和提醒方式由任务需要与原型评价确定。</w:t>
+        <w:t>任务信息、待处理事项和结果记录具有不同作用，但不要求分别建立界面模块；综合报告也可能承载多种作用。设计应使用户能够判断当前需要了解什么、是否需要行动以及如何核查结果。若报告仅在任务结束后提供，则只能据此研究结果阅读与核查；执行中理解和介入的研究还需确认相应信息及操作条件。</w:t>
       </w:r>
     </w:p>
     <w:p>
@@ -2917,7 +2917,7 @@
           <w:color w:val="000000"/>
           <w:sz w:val="21"/>
         </w:rPr>
-        <w:t>后续评价拟在相同任务事实、后台智能体能力、基本操作和必要反馈条件下，比较合理常规方案与本文交互方案。常规方案可组合地图、任务列表、消息或事件记录和调整入口，本文方案改变任务过程信息的组织方式、任务与空间对象的关联以及参与和反馈的衔接。基线不能故意省略理解确认、必要解释或操作反馈；也不将不同后台能力造成的差异归因于交互设计。整体对照回答EQ1和EQ2，单项机制的作用另需针对性比较。</w:t>
+        <w:t>后续评价拟在相同任务事实、后台智能体能力、基本操作和必要反馈条件下，比较合理常规方案与经需求核查形成的交互方案。常规方案应包括适合实际业务的综合报告展示，并按需要结合地图及调整入口。比较重点依据已确认的用户困难确定，可以涉及空间对象关联、调整表达或反馈衔接，不预设必须改变报告的信息组织。基线不能故意省略必要信息或操作反馈；也不将不同后台能力造成的差异归因于交互设计。整体对照回答EQ1和EQ2，单项设计的作用另需针对性比较。</w:t>
       </w:r>
       <w:commentRangeEnd w:id="9"/>
       <w:r>
@@ -2937,7 +2937,7 @@
           <w:color w:val="000000"/>
           <w:sz w:val="21"/>
         </w:rPr>
-        <w:t>需求核查优先落实目标用户职责、后台输出形式与必要信息的可得性、允许调整的范围与生效条件，以及两个重点案例中的合理处理方式。用户判断按决策时可获得的证据评分，后台真值另用于验证实际执行；合理的未知判断不因事后获得新信息而判错。业务走查修订需求与案例，功能验证检查关联正确性，用户评价再检验理解与操作表现。</w:t>
+        <w:t>需求核查优先确认用户在执行中实际作出的判断和调整、后台报告的内容与提供时机、现有呈现是否足够，以及允许操作与生效反馈。仅提供最终报告时，不据此推定已具备过程监督条件；必要信息或操作条件不足时，应调整案例与评价范围。用户判断按决策时可获得的证据评分，后台真值另用于验证实际执行；合理的未知判断不因事后获得新信息而判错。业务走查修订需求与案例，功能验证检查关联正确性，用户评价再检验理解与操作表现。</w:t>
       </w:r>
     </w:p>
     <w:p>
@@ -3029,6 +3029,11 @@
         <w:t>按用户确认的研究起点修订：从目标委托、Agent持续输出到过程理解与用户参与；避免把研究背景写成设备状态核查。</w:t>
       </w:r>
     </w:p>
+    <w:p>
+      <w:r>
+        <w:t>进一步调整：以用户判断和操作需要为研究起点，综合报告作为可考察的呈现形式；M1改为待探索的任务信息呈现，不预设多类过程输出、复杂信息组织机制或独立创新贡献。过程监督所需信息与操作条件仍待核查。</w:t>
+      </w:r>
+    </w:p>
   </w:comment>
   <w:comment w:id="1" w:author="论文修订" w:date="2026-09-14T06:59:08Z" w:initials="REV">
     <w:p>
@@ -3041,6 +3046,11 @@
     <w:p>
       <w:r>
         <w:t>总体框架按信息组织、用户参与、执行反馈说明；数据标识、运行生命周期等实现细节留到第5章。</w:t>
+      </w:r>
+    </w:p>
+    <w:p>
+      <w:r>
+        <w:t>进一步调整：以用户判断和操作需要为研究起点，综合报告作为可考察的呈现形式；M1改为待探索的任务信息呈现，不预设多类过程输出、复杂信息组织机制或独立创新贡献。过程监督所需信息与操作条件仍待核查。</w:t>
       </w:r>
     </w:p>
   </w:comment>
@@ -3113,6 +3123,11 @@
     <w:p>
       <w:r>
         <w:t>后续范围调整：后台输出形式尚未明确，本条关于多智能体输出聚合、归因或冲突呈现的设计承诺已撤回；保留空间交互、任务信息组织与参与反馈主线，具体字段及可选能力待需求和接口核查。</w:t>
+      </w:r>
+    </w:p>
+    <w:p>
+      <w:r>
+        <w:t>进一步调整：以用户判断和操作需要为研究起点，综合报告作为可考察的呈现形式；M1改为待探索的任务信息呈现，不预设多类过程输出、复杂信息组织机制或独立创新贡献。过程监督所需信息与操作条件仍待核查。</w:t>
       </w:r>
     </w:p>
   </w:comment>
